--- a/docs/Курсовая_TheMazeRunner.docx
+++ b/docs/Курсовая_TheMazeRunner.docx
@@ -303,7 +303,7 @@
         <w:ind w:firstLine="0"/>
       </w:pPr>
       <w:r>
-        <w:t>3 ПОЭТАПНОЕ СОЗДАНИЕ ИГРЫ</w:t>
+        <w:t>3 РЕАЛИЗАЦИЯ ПРОГРАММЫ</w:t>
       </w:r>
     </w:p>
     <w:p>
@@ -311,7 +311,7 @@
         <w:ind w:firstLine="0"/>
       </w:pPr>
       <w:r>
-        <w:t>3.1 Этап 1. Каркас проекта и точка входа</w:t>
+        <w:t>3.1 Каркас проекта и точка входа</w:t>
       </w:r>
     </w:p>
     <w:p>
@@ -319,7 +319,7 @@
         <w:ind w:firstLine="0"/>
       </w:pPr>
       <w:r>
-        <w:t>3.2 Этап 2. Класс Maze — лабиринт, коллизии, отрисовка</w:t>
+        <w:t>3.2 Класс Maze — лабиринт, коллизии, отрисовка</w:t>
       </w:r>
     </w:p>
     <w:p>
@@ -327,7 +327,7 @@
         <w:ind w:firstLine="0"/>
       </w:pPr>
       <w:r>
-        <w:t>3.3 Этап 3. Класс Player — управление и анимация</w:t>
+        <w:t>3.3 Класс Player — управление и анимация</w:t>
       </w:r>
     </w:p>
     <w:p>
@@ -335,7 +335,7 @@
         <w:ind w:firstLine="0"/>
       </w:pPr>
       <w:r>
-        <w:t>3.4 Этап 4. Описание уровней (LevelData)</w:t>
+        <w:t>3.4 Описание уровней (LevelData)</w:t>
       </w:r>
     </w:p>
     <w:p>
@@ -343,7 +343,7 @@
         <w:ind w:firstLine="0"/>
       </w:pPr>
       <w:r>
-        <w:t>3.5 Этап 5. Класс Monster — ИИ и спрайты</w:t>
+        <w:t>3.5 Класс Monster — ИИ и спрайты</w:t>
       </w:r>
     </w:p>
     <w:p>
@@ -351,7 +351,7 @@
         <w:ind w:firstLine="0"/>
       </w:pPr>
       <w:r>
-        <w:t>3.6 Этап 6. Класс Game — логика, состояния, меню</w:t>
+        <w:t>3.6 Класс Game — логика, состояния, меню</w:t>
       </w:r>
     </w:p>
     <w:p>
@@ -359,7 +359,7 @@
         <w:ind w:firstLine="0"/>
       </w:pPr>
       <w:r>
-        <w:t>3.7 Этап 7. Графика, звук и финальная сборка</w:t>
+        <w:t>3.7 Графика, звук и сборка</w:t>
       </w:r>
     </w:p>
     <w:p>
@@ -473,12 +473,12 @@
     </w:p>
     <w:p>
       <w:r>
-        <w:t>Современная индустрия развлечений активно использует компьютерные игры как форму интерактивного программного обеспечения. Для начинающего разработчика создание небольшой, но законченной игры является эффективным способом закрепить навыки объектно-ориентированного программирования, работы с графикой, обработки ввода и проектирования архитектуры приложения. Курсовая работа посвящена разработке аркадной игры «The Maze Runner» — лабиринта с ограничением по времени, препятствиями в виде NPC-монстров и нарастающей сложностью на пяти уровнях.</w:t>
+        <w:t>Современная индустрия развлечений активно использует компьютерные игры как форму интерактивного программного обеспечения. Для начинающего разработчика создание небольшой, но законченной игры является эффективным способом закрепить навыки объектно-ориентированного программирования, работы с графикой, обработки ввода и проектирования архитектуры приложения. В работе рассматривается разработка аркадной игры «The Maze Runner» — лабиринта с ограничением по времени, препятствиями в виде NPC-монстров и нарастающей сложностью на пяти уровнях.</w:t>
       </w:r>
     </w:p>
     <w:p>
       <w:r>
-        <w:t>Актуальность темы обусловлена широким применением мультимедийных библиотек в образовательных и учебных проектах. Библиотека SFML (Simple and Fast Multimedia Library) предоставляет удобный кроссплатформенный интерфейс для создания двумерной графики, воспроизведения звука и опроса устройств ввода без необходимости напрямую работать с низкоуровневыми API операционной системы. Сочетание языка C++17 и SFML 2.6 в среде Visual Studio 2022 соответствует типичным требованиям учебных курсов по программированию и позволяет сосредоточиться на алгоритмах и логике игры.</w:t>
+        <w:t>Актуальность темы обусловлена широким применением мультимедийных библиотек в образовательных и учебных проектах. Библиотека SFML (Simple and Fast Multimedia Library) предоставляет удобный кроссплатформенный интерфейс для создания двумерной графики, воспроизведения звука и опроса устройств ввода без необходимости напрямую работать с низкоуровневыми API операционной системы. Сочетание языка C++17 и SFML 2.6 в среде Visual Studio 2022 позволяет сосредоточиться на алгоритмах и логике игры.</w:t>
       </w:r>
     </w:p>
     <w:p>
@@ -552,7 +552,7 @@
     </w:p>
     <w:p>
       <w:r>
-        <w:t>Практическая значимость работы заключается в получении готового учебного проекта, демонстрирующего применение структур данных, алгоритма поиска в ширину (BFS), конечного автомата состояний игры и работы со спрайт-листами. Структура работы выстроена в логическом порядке разработки: сначала описывается идея игры, затем библиотека SFML, после чего поэтапно разбирается создание программы с листингами кода и местами для скриншотов.</w:t>
+        <w:t>Практическая значимость работы заключается в получении готового проекта, демонстрирующего применение структур данных, алгоритма поиска в ширину (BFS), конечного автомата состояний игры и работы со спрайт-листами.</w:t>
       </w:r>
     </w:p>
     <w:p>
@@ -614,47 +614,6 @@
         <w:t>При столкновении с монстром уровень проваливается: проигрывается анимация поимки и смерти. При истечении времени — аналогичная последовательность с сообщением «Время вышло». При успехе — звук победы и экран перехода на следующий уровень или финальное поздравление.</w:t>
       </w:r>
     </w:p>
-    <w:tbl>
-      <w:tblPr>
-        <w:tblStyle w:val="TableGrid"/>
-        <w:tblW w:type="auto" w:w="0"/>
-        <w:tblLook w:firstColumn="1" w:firstRow="1" w:lastColumn="0" w:lastRow="0" w:noHBand="0" w:noVBand="1" w:val="04A0"/>
-      </w:tblPr>
-      <w:tblGrid>
-        <w:gridCol w:w="9689"/>
-      </w:tblGrid>
-      <w:tr>
-        <w:tc>
-          <w:tcPr>
-            <w:tcW w:type="dxa" w:w="9689"/>
-          </w:tcPr>
-          <w:p>
-            <w:pPr>
-              <w:ind w:firstLine="0"/>
-              <w:jc w:val="center"/>
-            </w:pPr>
-            <w:r>
-              <w:rPr>
-                <w:i/>
-                <w:color w:val="505050"/>
-                <w:sz w:val="24"/>
-              </w:rPr>
-              <w:br/>
-              <w:t>▼  ВСТАВИТЬ СКРИНШОТ ИЗ ИГРЫ  ▼</w:t>
-              <w:br/>
-              <w:br/>
-              <w:t>Рисунок 1 — Общий вид геймплея</w:t>
-              <w:br/>
-              <w:br/>
-              <w:t>(скриншот уровня: лабиринт, игрок, монстр, HUD с таймером внизу экрана)</w:t>
-              <w:br/>
-              <w:br/>
-            </w:r>
-          </w:p>
-        </w:tc>
-      </w:tr>
-    </w:tbl>
-    <w:p/>
     <w:p>
       <w:pPr>
         <w:pStyle w:val="Heading2"/>
@@ -1111,47 +1070,6 @@
       </w:tr>
     </w:tbl>
     <w:p/>
-    <w:tbl>
-      <w:tblPr>
-        <w:tblStyle w:val="TableGrid"/>
-        <w:tblW w:type="auto" w:w="0"/>
-        <w:tblLook w:firstColumn="1" w:firstRow="1" w:lastColumn="0" w:lastRow="0" w:noHBand="0" w:noVBand="1" w:val="04A0"/>
-      </w:tblPr>
-      <w:tblGrid>
-        <w:gridCol w:w="9689"/>
-      </w:tblGrid>
-      <w:tr>
-        <w:tc>
-          <w:tcPr>
-            <w:tcW w:type="dxa" w:w="9689"/>
-          </w:tcPr>
-          <w:p>
-            <w:pPr>
-              <w:ind w:firstLine="0"/>
-              <w:jc w:val="center"/>
-            </w:pPr>
-            <w:r>
-              <w:rPr>
-                <w:i/>
-                <w:color w:val="505050"/>
-                <w:sz w:val="24"/>
-              </w:rPr>
-              <w:br/>
-              <w:t>▼  ВСТАВИТЬ СКРИНШОТ ИЗ ИГРЫ  ▼</w:t>
-              <w:br/>
-              <w:br/>
-              <w:t>Рисунок 2 — Преследование монстров</w:t>
-              <w:br/>
-              <w:br/>
-              <w:t>(скриншот уровня 4 или 5: монстр преследует игрока по коридору)</w:t>
-              <w:br/>
-              <w:br/>
-            </w:r>
-          </w:p>
-        </w:tc>
-      </w:tr>
-    </w:tbl>
-    <w:p/>
     <w:p>
       <w:pPr>
         <w:pStyle w:val="Heading2"/>
@@ -1274,47 +1192,6 @@
         <w:t>модульная структура кода в каталоге src/.</w:t>
       </w:r>
     </w:p>
-    <w:tbl>
-      <w:tblPr>
-        <w:tblStyle w:val="TableGrid"/>
-        <w:tblW w:type="auto" w:w="0"/>
-        <w:tblLook w:firstColumn="1" w:firstRow="1" w:lastColumn="0" w:lastRow="0" w:noHBand="0" w:noVBand="1" w:val="04A0"/>
-      </w:tblPr>
-      <w:tblGrid>
-        <w:gridCol w:w="9689"/>
-      </w:tblGrid>
-      <w:tr>
-        <w:tc>
-          <w:tcPr>
-            <w:tcW w:type="dxa" w:w="9689"/>
-          </w:tcPr>
-          <w:p>
-            <w:pPr>
-              <w:ind w:firstLine="0"/>
-              <w:jc w:val="center"/>
-            </w:pPr>
-            <w:r>
-              <w:rPr>
-                <w:i/>
-                <w:color w:val="505050"/>
-                <w:sz w:val="24"/>
-              </w:rPr>
-              <w:br/>
-              <w:t>▼  ВСТАВИТЬ СКРИНШОТ ИЗ ИГРЫ  ▼</w:t>
-              <w:br/>
-              <w:br/>
-              <w:t>Рисунок 3 — Главное меню</w:t>
-              <w:br/>
-              <w:br/>
-              <w:t>(скриншот меню: фон, список уровней, анимация погони, неоновые надписи)</w:t>
-              <w:br/>
-              <w:br/>
-            </w:r>
-          </w:p>
-        </w:tc>
-      </w:tr>
-    </w:tbl>
-    <w:p/>
     <w:p>
       <w:r>
         <w:br w:type="page"/>
@@ -1526,47 +1403,6 @@
         <w:t>PostBuildEvent копирует DLL из bin SFML и папку assets рядом с .exe. Переменная SFML_DIR позволяет не прописывать абсолютные пути на каждой машине.</w:t>
       </w:r>
     </w:p>
-    <w:tbl>
-      <w:tblPr>
-        <w:tblStyle w:val="TableGrid"/>
-        <w:tblW w:type="auto" w:w="0"/>
-        <w:tblLook w:firstColumn="1" w:firstRow="1" w:lastColumn="0" w:lastRow="0" w:noHBand="0" w:noVBand="1" w:val="04A0"/>
-      </w:tblPr>
-      <w:tblGrid>
-        <w:gridCol w:w="9689"/>
-      </w:tblGrid>
-      <w:tr>
-        <w:tc>
-          <w:tcPr>
-            <w:tcW w:type="dxa" w:w="9689"/>
-          </w:tcPr>
-          <w:p>
-            <w:pPr>
-              <w:ind w:firstLine="0"/>
-              <w:jc w:val="center"/>
-            </w:pPr>
-            <w:r>
-              <w:rPr>
-                <w:i/>
-                <w:color w:val="505050"/>
-                <w:sz w:val="24"/>
-              </w:rPr>
-              <w:br/>
-              <w:t>▼  ВСТАВИТЬ СКРИНШОТ ИЗ ИГРЫ  ▼</w:t>
-              <w:br/>
-              <w:br/>
-              <w:t>Рисунок 4 — Настройка проекта в Visual Studio</w:t>
-              <w:br/>
-              <w:br/>
-              <w:t>(скриншот свойств проекта: пути к SFML или успешная сборка в окне Output)</w:t>
-              <w:br/>
-              <w:br/>
-            </w:r>
-          </w:p>
-        </w:tc>
-      </w:tr>
-    </w:tbl>
-    <w:p/>
     <w:p>
       <w:r>
         <w:br w:type="page"/>
@@ -1577,12 +1413,12 @@
         <w:pStyle w:val="Heading1"/>
       </w:pPr>
       <w:r>
-        <w:t>3 ПОЭТАПНОЕ СОЗДАНИЕ ИГРЫ</w:t>
+        <w:t>3 РЕАЛИЗАЦИЯ ПРОГРАММЫ</w:t>
       </w:r>
     </w:p>
     <w:p>
       <w:r>
-        <w:t>Разработка велась итеративно: от минимального каркаса с окном до полноценной игры с пятью уровнями. Ниже каждый этап описан в порядке реализации с пояснением логики и фрагментами кода.</w:t>
+        <w:t>Программа состоит из взаимосвязанных классов. Ниже описаны основные модули и ключевые фрагменты исходного кода.</w:t>
       </w:r>
     </w:p>
     <w:p>
@@ -1590,7 +1426,7 @@
         <w:pStyle w:val="Heading2"/>
       </w:pPr>
       <w:r>
-        <w:t>3.1 Этап 1. Каркас проекта и точка входа</w:t>
+        <w:t>3.1 Каркас проекта и точка входа</w:t>
       </w:r>
     </w:p>
     <w:p>
@@ -1625,8 +1461,6 @@
           <w:rFonts w:ascii="Consolas" w:hAnsi="Consolas" w:eastAsia="Consolas"/>
           <w:sz w:val="18"/>
         </w:rPr>
-        <w:t>// The Maze Runner — курсовой проект на C++ и SFML</w:t>
-        <w:br/>
         <w:t>#include "Game.hpp"</w:t>
         <w:br/>
         <w:br/>
@@ -1768,7 +1602,7 @@
         <w:pStyle w:val="Heading2"/>
       </w:pPr>
       <w:r>
-        <w:t>3.2 Этап 2. Класс Maze — лабиринт, коллизии, отрисовка</w:t>
+        <w:t>3.2 Класс Maze — лабиринт, коллизии, отрисовка</w:t>
       </w:r>
     </w:p>
     <w:p>
@@ -1895,53 +1729,46 @@
         <w:t>}</w:t>
       </w:r>
     </w:p>
-    <w:tbl>
-      <w:tblPr>
-        <w:tblStyle w:val="TableGrid"/>
-        <w:tblW w:type="auto" w:w="0"/>
-        <w:tblLook w:firstColumn="1" w:firstRow="1" w:lastColumn="0" w:lastRow="0" w:noHBand="0" w:noVBand="1" w:val="04A0"/>
-      </w:tblPr>
-      <w:tblGrid>
-        <w:gridCol w:w="9689"/>
-      </w:tblGrid>
-      <w:tr>
-        <w:tc>
-          <w:tcPr>
-            <w:tcW w:type="dxa" w:w="9689"/>
-          </w:tcPr>
-          <w:p>
-            <w:pPr>
-              <w:ind w:firstLine="0"/>
-              <w:jc w:val="center"/>
-            </w:pPr>
-            <w:r>
-              <w:rPr>
-                <w:i/>
-                <w:color w:val="505050"/>
-                <w:sz w:val="24"/>
-              </w:rPr>
-              <w:br/>
-              <w:t>▼  ВСТАВИТЬ СКРИНШОТ ИЗ ИГРЫ  ▼</w:t>
-              <w:br/>
-              <w:br/>
-              <w:t>Рисунок 5 — Лабиринт с текстурами</w:t>
-              <w:br/>
-              <w:br/>
-              <w:t>(скриншот уровня 1–2: видны текстуры пола и стен, коридоры, портал выхода)</w:t>
-              <w:br/>
-              <w:br/>
-            </w:r>
-          </w:p>
-        </w:tc>
-      </w:tr>
-    </w:tbl>
+    <w:p>
+      <w:r>
+        <w:t>На рисунке 2 показан игровой уровень в процессе прохождения: лабиринт с текстурами, персонаж игрока, монстр и строка HUD с таймером.</w:t>
+      </w:r>
+    </w:p>
+    <w:p>
+      <w:pPr>
+        <w:ind w:firstLine="0"/>
+      </w:pPr>
+    </w:p>
+    <w:p>
+      <w:pPr>
+        <w:ind w:firstLine="0"/>
+      </w:pPr>
+    </w:p>
+    <w:p>
+      <w:pPr>
+        <w:ind w:firstLine="0"/>
+      </w:pPr>
+    </w:p>
+    <w:p>
+      <w:pPr>
+        <w:ind w:firstLine="0"/>
+        <w:jc w:val="center"/>
+      </w:pPr>
+      <w:r>
+        <w:rPr>
+          <w:i/>
+          <w:sz w:val="24"/>
+        </w:rPr>
+        <w:t>Рисунок 2 — Игровой уровень</w:t>
+      </w:r>
+    </w:p>
     <w:p/>
     <w:p>
       <w:pPr>
         <w:pStyle w:val="Heading2"/>
       </w:pPr>
       <w:r>
-        <w:t>3.3 Этап 3. Класс Player — управление и анимация</w:t>
+        <w:t>3.3 Класс Player — управление и анимация</w:t>
       </w:r>
     </w:p>
     <w:p>
@@ -2060,53 +1887,12 @@
         <w:t>};</w:t>
       </w:r>
     </w:p>
-    <w:tbl>
-      <w:tblPr>
-        <w:tblStyle w:val="TableGrid"/>
-        <w:tblW w:type="auto" w:w="0"/>
-        <w:tblLook w:firstColumn="1" w:firstRow="1" w:lastColumn="0" w:lastRow="0" w:noHBand="0" w:noVBand="1" w:val="04A0"/>
-      </w:tblPr>
-      <w:tblGrid>
-        <w:gridCol w:w="9689"/>
-      </w:tblGrid>
-      <w:tr>
-        <w:tc>
-          <w:tcPr>
-            <w:tcW w:type="dxa" w:w="9689"/>
-          </w:tcPr>
-          <w:p>
-            <w:pPr>
-              <w:ind w:firstLine="0"/>
-              <w:jc w:val="center"/>
-            </w:pPr>
-            <w:r>
-              <w:rPr>
-                <w:i/>
-                <w:color w:val="505050"/>
-                <w:sz w:val="24"/>
-              </w:rPr>
-              <w:br/>
-              <w:t>▼  ВСТАВИТЬ СКРИНШОТ ИЗ ИГРЫ  ▼</w:t>
-              <w:br/>
-              <w:br/>
-              <w:t>Рисунок 6 — Анимация игрока</w:t>
-              <w:br/>
-              <w:br/>
-              <w:t>(скриншот: персонаж в движении (желательно несколько кадров бега или вид сбоку))</w:t>
-              <w:br/>
-              <w:br/>
-            </w:r>
-          </w:p>
-        </w:tc>
-      </w:tr>
-    </w:tbl>
-    <w:p/>
     <w:p>
       <w:pPr>
         <w:pStyle w:val="Heading2"/>
       </w:pPr>
       <w:r>
-        <w:t>3.4 Этап 4. Описание уровней (LevelData)</w:t>
+        <w:t>3.4 Описание уровней (LevelData)</w:t>
       </w:r>
     </w:p>
     <w:p>
@@ -2250,8 +2036,6 @@
         <w:br/>
         <w:t xml:space="preserve">            {</w:t>
         <w:br/>
-        <w:t xml:space="preserve">                // Патруль в боковом коридоре (координаты для карты 38x22).</w:t>
-        <w:br/>
         <w:t xml:space="preserve">                M{ 6, 14, 0, -1, MonsterAI::Patrol, 0.9f },</w:t>
         <w:br/>
         <w:t xml:space="preserve">            },</w:t>
@@ -2261,6 +2045,8 @@
         <w:t xml:space="preserve">        },</w:t>
         <w:br/>
         <w:t xml:space="preserve">        {</w:t>
+        <w:br/>
+        <w:t xml:space="preserve">            2, "Уровень 2 — коридоры",</w:t>
       </w:r>
     </w:p>
     <w:p>
@@ -2268,7 +2054,7 @@
         <w:pStyle w:val="Heading2"/>
       </w:pPr>
       <w:r>
-        <w:t>3.5 Этап 5. Класс Monster — ИИ и спрайты</w:t>
+        <w:t>3.5 Класс Monster — ИИ и спрайты</w:t>
       </w:r>
     </w:p>
     <w:p>
@@ -2494,53 +2280,12 @@
         <w:t>}</w:t>
       </w:r>
     </w:p>
-    <w:tbl>
-      <w:tblPr>
-        <w:tblStyle w:val="TableGrid"/>
-        <w:tblW w:type="auto" w:w="0"/>
-        <w:tblLook w:firstColumn="1" w:firstRow="1" w:lastColumn="0" w:lastRow="0" w:noHBand="0" w:noVBand="1" w:val="04A0"/>
-      </w:tblPr>
-      <w:tblGrid>
-        <w:gridCol w:w="9689"/>
-      </w:tblGrid>
-      <w:tr>
-        <w:tc>
-          <w:tcPr>
-            <w:tcW w:type="dxa" w:w="9689"/>
-          </w:tcPr>
-          <w:p>
-            <w:pPr>
-              <w:ind w:firstLine="0"/>
-              <w:jc w:val="center"/>
-            </w:pPr>
-            <w:r>
-              <w:rPr>
-                <w:i/>
-                <w:color w:val="505050"/>
-                <w:sz w:val="24"/>
-              </w:rPr>
-              <w:br/>
-              <w:t>▼  ВСТАВИТЬ СКРИНШОТ ИЗ ИГРЫ  ▼</w:t>
-              <w:br/>
-              <w:br/>
-              <w:t>Рисунок 7 — Монстр в режиме преследования</w:t>
-              <w:br/>
-              <w:br/>
-              <w:t>(скриншот: розовый/«злой» монстр близко к игроку на уровне 4 или 5)</w:t>
-              <w:br/>
-              <w:br/>
-            </w:r>
-          </w:p>
-        </w:tc>
-      </w:tr>
-    </w:tbl>
-    <w:p/>
     <w:p>
       <w:pPr>
         <w:pStyle w:val="Heading2"/>
       </w:pPr>
       <w:r>
-        <w:t>3.6 Этап 6. Класс Game — логика, состояния, меню</w:t>
+        <w:t>3.6 Класс Game — логика, состояния, меню</w:t>
       </w:r>
     </w:p>
     <w:p>
@@ -2564,6 +2309,40 @@
       </w:r>
     </w:p>
     <w:p>
+      <w:r>
+        <w:t>На рисунке 1 представлено главное меню: фон, список из пяти уровней и декоративная анимация погони.</w:t>
+      </w:r>
+    </w:p>
+    <w:p>
+      <w:pPr>
+        <w:ind w:firstLine="0"/>
+      </w:pPr>
+    </w:p>
+    <w:p>
+      <w:pPr>
+        <w:ind w:firstLine="0"/>
+      </w:pPr>
+    </w:p>
+    <w:p>
+      <w:pPr>
+        <w:ind w:firstLine="0"/>
+      </w:pPr>
+    </w:p>
+    <w:p>
+      <w:pPr>
+        <w:ind w:firstLine="0"/>
+        <w:jc w:val="center"/>
+      </w:pPr>
+      <w:r>
+        <w:rPr>
+          <w:i/>
+          <w:sz w:val="24"/>
+        </w:rPr>
+        <w:t>Рисунок 1 — Главное меню</w:t>
+      </w:r>
+    </w:p>
+    <w:p/>
+    <w:p>
       <w:pPr>
         <w:ind w:firstLine="0"/>
       </w:pPr>
@@ -2739,53 +2518,46 @@
         <w:t>}</w:t>
       </w:r>
     </w:p>
-    <w:tbl>
-      <w:tblPr>
-        <w:tblStyle w:val="TableGrid"/>
-        <w:tblW w:type="auto" w:w="0"/>
-        <w:tblLook w:firstColumn="1" w:firstRow="1" w:lastColumn="0" w:lastRow="0" w:noHBand="0" w:noVBand="1" w:val="04A0"/>
-      </w:tblPr>
-      <w:tblGrid>
-        <w:gridCol w:w="9689"/>
-      </w:tblGrid>
-      <w:tr>
-        <w:tc>
-          <w:tcPr>
-            <w:tcW w:type="dxa" w:w="9689"/>
-          </w:tcPr>
-          <w:p>
-            <w:pPr>
-              <w:ind w:firstLine="0"/>
-              <w:jc w:val="center"/>
-            </w:pPr>
-            <w:r>
-              <w:rPr>
-                <w:i/>
-                <w:color w:val="505050"/>
-                <w:sz w:val="24"/>
-              </w:rPr>
-              <w:br/>
-              <w:t>▼  ВСТАВИТЬ СКРИНШОТ ИЗ ИГРЫ  ▼</w:t>
-              <w:br/>
-              <w:br/>
-              <w:t>Рисунок 8 — Экран победы или поражения</w:t>
-              <w:br/>
-              <w:br/>
-              <w:t>(скриншот LevelComplete, GameOver или сообщение «Время вышло»)</w:t>
-              <w:br/>
-              <w:br/>
-            </w:r>
-          </w:p>
-        </w:tc>
-      </w:tr>
-    </w:tbl>
+    <w:p>
+      <w:r>
+        <w:t>На рисунке 3 показан экран победы после прохождения уровня (состояние LevelComplete) с предложением перейти дальше.</w:t>
+      </w:r>
+    </w:p>
+    <w:p>
+      <w:pPr>
+        <w:ind w:firstLine="0"/>
+      </w:pPr>
+    </w:p>
+    <w:p>
+      <w:pPr>
+        <w:ind w:firstLine="0"/>
+      </w:pPr>
+    </w:p>
+    <w:p>
+      <w:pPr>
+        <w:ind w:firstLine="0"/>
+      </w:pPr>
+    </w:p>
+    <w:p>
+      <w:pPr>
+        <w:ind w:firstLine="0"/>
+        <w:jc w:val="center"/>
+      </w:pPr>
+      <w:r>
+        <w:rPr>
+          <w:i/>
+          <w:sz w:val="24"/>
+        </w:rPr>
+        <w:t>Рисунок 3 — Экран победы</w:t>
+      </w:r>
+    </w:p>
     <w:p/>
     <w:p>
       <w:pPr>
         <w:pStyle w:val="Heading2"/>
       </w:pPr>
       <w:r>
-        <w:t>3.7 Этап 7. Графика, звук и финальная сборка</w:t>
+        <w:t>3.7 Графика, звук и сборка</w:t>
       </w:r>
     </w:p>
     <w:p>
@@ -2808,47 +2580,6 @@
         <w:t>На финальном этапе подключены музыка меню и уровней, звуки победы и поражения, проведена балансировка таймеров и скоростей на всех пяти уровнях.</w:t>
       </w:r>
     </w:p>
-    <w:tbl>
-      <w:tblPr>
-        <w:tblStyle w:val="TableGrid"/>
-        <w:tblW w:type="auto" w:w="0"/>
-        <w:tblLook w:firstColumn="1" w:firstRow="1" w:lastColumn="0" w:lastRow="0" w:noHBand="0" w:noVBand="1" w:val="04A0"/>
-      </w:tblPr>
-      <w:tblGrid>
-        <w:gridCol w:w="9689"/>
-      </w:tblGrid>
-      <w:tr>
-        <w:tc>
-          <w:tcPr>
-            <w:tcW w:type="dxa" w:w="9689"/>
-          </w:tcPr>
-          <w:p>
-            <w:pPr>
-              <w:ind w:firstLine="0"/>
-              <w:jc w:val="center"/>
-            </w:pPr>
-            <w:r>
-              <w:rPr>
-                <w:i/>
-                <w:color w:val="505050"/>
-                <w:sz w:val="24"/>
-              </w:rPr>
-              <w:br/>
-              <w:t>▼  ВСТАВИТЬ СКРИНШОТ ИЗ ИГРЫ  ▼</w:t>
-              <w:br/>
-              <w:br/>
-              <w:t>Рисунок 9 — Портал выхода и HUD</w:t>
-              <w:br/>
-              <w:br/>
-              <w:t>(скриншот: анимированный портал на выходе, строка HUD с таймером внизу)</w:t>
-              <w:br/>
-              <w:br/>
-            </w:r>
-          </w:p>
-        </w:tc>
-      </w:tr>
-    </w:tbl>
-    <w:p/>
     <w:p>
       <w:pPr>
         <w:pStyle w:val="Heading2"/>
@@ -2912,7 +2643,7 @@
           <w:i/>
           <w:sz w:val="24"/>
         </w:rPr>
-        <w:t>Рисунок 10 — Схема логики игры: цикл Game::run() и диаграмма состояний</w:t>
+        <w:t>Рисунок 4 — Схема логики игры: цикл Game::run() и диаграмма состояний</w:t>
       </w:r>
     </w:p>
     <w:p>
@@ -2938,7 +2669,7 @@
     </w:p>
     <w:p>
       <w:r>
-        <w:t>Тестирование программного обеспечения игрового типа включает модульное тестирование отдельных алгоритмов (BFS, коллизии), интеграционное тестирование взаимодействия классов и приёмочное тестирование сценариев пользователя. В рамках курсовой работы основной акцент сделан на интеграционном и приёмочном уровнях, так как визуальная составляющая и тайминг анимаций требуют ручной проверки.</w:t>
+        <w:t>Тестирование программного обеспечения игрового типа включает модульное тестирование отдельных алгоритмов (BFS, коллизии), интеграционное тестирование взаимодействия классов и приёмочное тестирование сценариев пользователя. Основной акцент сделан на интеграционном и приёмочном уровнях, так как визуальная составляющая и тайминг анимаций требуют ручной проверки.</w:t>
       </w:r>
     </w:p>
     <w:p>
@@ -3582,47 +3313,6 @@
         <w:t>При отсутствии спрайт-листа монстры рисуются цветными кругами — fallback для отладки без графических ресурсов.</w:t>
       </w:r>
     </w:p>
-    <w:tbl>
-      <w:tblPr>
-        <w:tblStyle w:val="TableGrid"/>
-        <w:tblW w:type="auto" w:w="0"/>
-        <w:tblLook w:firstColumn="1" w:firstRow="1" w:lastColumn="0" w:lastRow="0" w:noHBand="0" w:noVBand="1" w:val="04A0"/>
-      </w:tblPr>
-      <w:tblGrid>
-        <w:gridCol w:w="9689"/>
-      </w:tblGrid>
-      <w:tr>
-        <w:tc>
-          <w:tcPr>
-            <w:tcW w:type="dxa" w:w="9689"/>
-          </w:tcPr>
-          <w:p>
-            <w:pPr>
-              <w:ind w:firstLine="0"/>
-              <w:jc w:val="center"/>
-            </w:pPr>
-            <w:r>
-              <w:rPr>
-                <w:i/>
-                <w:color w:val="505050"/>
-                <w:sz w:val="24"/>
-              </w:rPr>
-              <w:br/>
-              <w:t>▼  ВСТАВИТЬ СКРИНШОТ ИЗ ИГРЫ  ▼</w:t>
-              <w:br/>
-              <w:br/>
-              <w:t>Рисунок 10 — Прохождение всех уровней</w:t>
-              <w:br/>
-              <w:br/>
-              <w:t>(скриншот экрана GameComplete: «Поздравляем! Все уровни пройдены!»)</w:t>
-              <w:br/>
-              <w:br/>
-            </w:r>
-          </w:p>
-        </w:tc>
-      </w:tr>
-    </w:tbl>
-    <w:p/>
     <w:p>
       <w:pPr>
         <w:pStyle w:val="Heading2"/>
@@ -3760,7 +3450,7 @@
     </w:p>
     <w:p>
       <w:r>
-        <w:t>Работа построена в логическом порядке разработки: от идеи и концепции игры через изучение SFML к поэтапной реализации с листингами кода. Тестирование подтвердило работоспособность основных сценариев на платформе Windows 10.</w:t>
+        <w:t>Тестирование подтвердило работоспособность основных сценариев на платформе Windows 10.</w:t>
       </w:r>
     </w:p>
     <w:p>
@@ -3881,8 +3571,6 @@
           <w:rFonts w:ascii="Consolas" w:hAnsi="Consolas" w:eastAsia="Consolas"/>
           <w:sz w:val="18"/>
         </w:rPr>
-        <w:t>// The Maze Runner — курсовой проект на C++ и SFML</w:t>
-        <w:br/>
         <w:t>#include "Game.hpp"</w:t>
         <w:br/>
         <w:br/>
@@ -5391,8 +5079,6 @@
         <w:br/>
         <w:t xml:space="preserve">            {</w:t>
         <w:br/>
-        <w:t xml:space="preserve">                // Патруль в боковом коридоре (координаты для карты 38x22).</w:t>
-        <w:br/>
         <w:t xml:space="preserve">                M{ 6, 14, 0, -1, MonsterAI::Patrol, 0.9f },</w:t>
         <w:br/>
         <w:t xml:space="preserve">            },</w:t>
@@ -5407,8 +5093,6 @@
         <w:br/>
         <w:t xml:space="preserve">            {</w:t>
         <w:br/>
-        <w:t xml:space="preserve">                // 27x15 — длинные коридоры и развилки.</w:t>
-        <w:br/>
         <w:t xml:space="preserve">                "###########################",</w:t>
         <w:br/>
         <w:t xml:space="preserve">                "#S..#.............#......##",</w:t>
@@ -5445,8 +5129,6 @@
         <w:br/>
         <w:t xml:space="preserve">            {</w:t>
         <w:br/>
-        <w:t xml:space="preserve">                // Верхний горизонталь (y=1) и самая правая вертикаль (x=25, y=2..13).</w:t>
-        <w:br/>
         <w:t xml:space="preserve">                M{ 12, 1, 1, 0, MonsterAI::Patrol, 1.f },</w:t>
         <w:br/>
         <w:t xml:space="preserve">                M{ 25, 8, 0, 1, MonsterAI::Patrol, 1.f, true },</w:t>
@@ -5461,8 +5143,6 @@
         <w:br/>
         <w:t xml:space="preserve">            {</w:t>
         <w:br/>
-        <w:t xml:space="preserve">                // 31x19 — как уровень 5.</w:t>
-        <w:br/>
         <w:t xml:space="preserve">                "###############################",</w:t>
         <w:br/>
         <w:t xml:space="preserve">                "#S#.........#...#.....#.......#",</w:t>
@@ -5522,6 +5202,14 @@
         <w:t xml:space="preserve">        {</w:t>
         <w:br/>
         <w:t xml:space="preserve">            4, "Уровень 4 — охота",</w:t>
+        <w:br/>
+        <w:t xml:space="preserve">            {</w:t>
+        <w:br/>
+        <w:t xml:space="preserve">                "###############################",</w:t>
+        <w:br/>
+        <w:t xml:space="preserve">                "#S............................#",</w:t>
+        <w:br/>
+        <w:t xml:space="preserve">                "#.#.#####.#.###.###.#######.###",</w:t>
       </w:r>
     </w:p>
     <w:p>
@@ -5534,63 +5222,47 @@
           <w:rFonts w:ascii="Consolas" w:hAnsi="Consolas" w:eastAsia="Consolas"/>
           <w:sz w:val="18"/>
         </w:rPr>
-        <w:t xml:space="preserve">        {</w:t>
-        <w:br/>
-        <w:t xml:space="preserve">            5, "Уровень 5 — финал",</w:t>
+        <w:t xml:space="preserve">                "#.#.#######.#.###########.###.#",</w:t>
+        <w:br/>
+        <w:t xml:space="preserve">                "#.#.#.......#.......#.....#...#",</w:t>
+        <w:br/>
+        <w:t xml:space="preserve">                "#.###.###########.###.#####.###",</w:t>
+        <w:br/>
+        <w:t xml:space="preserve">                "#...#...#.......#.#...#...#.#.#",</w:t>
+        <w:br/>
+        <w:t xml:space="preserve">                "###.#.#.#.#.#####.#.###.###.#.#",</w:t>
+        <w:br/>
+        <w:t xml:space="preserve">                "#.#.#.#...#.....#.#.......#.#.#",</w:t>
+        <w:br/>
+        <w:t xml:space="preserve">                "#.#.#.#####.###.#.###.#####.#.#",</w:t>
+        <w:br/>
+        <w:t xml:space="preserve">                "#...#.#...#.#...#.#.#.....#.#.#",</w:t>
+        <w:br/>
+        <w:t xml:space="preserve">                "#.###.#.#.###.#.#.#.#####.#.#.#",</w:t>
+        <w:br/>
+        <w:t xml:space="preserve">                "#.#...#.#...#.#.#.......#.#...#",</w:t>
+        <w:br/>
+        <w:t xml:space="preserve">                "#.###.#.###.#.###.#######.###.#",</w:t>
+        <w:br/>
+        <w:t xml:space="preserve">                "#...#.#...#.#.#...#.......#.#.#",</w:t>
+        <w:br/>
+        <w:t xml:space="preserve">                "###.#####.#.#.#.###.#######.#.#",</w:t>
+        <w:br/>
+        <w:t xml:space="preserve">                "#...#.....#.#.....#...#.....#.#",</w:t>
+        <w:br/>
+        <w:t xml:space="preserve">                "#.###.#####.#########.#.#####.#",</w:t>
+        <w:br/>
+        <w:t xml:space="preserve">                "#.....................#......E#",</w:t>
+        <w:br/>
+        <w:t xml:space="preserve">                "###############################",</w:t>
+        <w:br/>
+        <w:t xml:space="preserve">            },</w:t>
+        <w:br/>
+        <w:t xml:space="preserve">            40.f, 0.f,</w:t>
         <w:br/>
         <w:t xml:space="preserve">            {</w:t>
         <w:br/>
-        <w:t xml:space="preserve">                // 31x19 — широкий, ниже: выход внизу виден на экране.</w:t>
-        <w:br/>
-        <w:t xml:space="preserve">                "###############################",</w:t>
-        <w:br/>
-        <w:t xml:space="preserve">                "#S..........#.................#",</w:t>
-        <w:br/>
-        <w:t xml:space="preserve">                "#.#.#######.#.###########.###.#",</w:t>
-        <w:br/>
-        <w:t xml:space="preserve">                "#.#.#.......#.......#.....#...#",</w:t>
-        <w:br/>
-        <w:t xml:space="preserve">                "#.###.###########.###.#####.###",</w:t>
-        <w:br/>
-        <w:t xml:space="preserve">                "#...#...#.......#.#...#...#.#.#",</w:t>
-        <w:br/>
-        <w:t xml:space="preserve">                "###.#.#.#.#.#####.#.###.###.#.#",</w:t>
-        <w:br/>
-        <w:t xml:space="preserve">                "#.#.#.#...#.....#.#.......#.#.#",</w:t>
-        <w:br/>
-        <w:t xml:space="preserve">                "#.#.#.#####.###.#.###.#####.#.#",</w:t>
-        <w:br/>
-        <w:t xml:space="preserve">                "#...#.#...#.#...#.#.#.....#.#.#",</w:t>
-        <w:br/>
-        <w:t xml:space="preserve">                "#.###.#.#.###.#.#.#.#####.#.#.#",</w:t>
-        <w:br/>
-        <w:t xml:space="preserve">                "#.#...#.#...#.#.#.......#.#...#",</w:t>
-        <w:br/>
-        <w:t xml:space="preserve">                "#.###.#.###.#.###.#######.###.#",</w:t>
-        <w:br/>
-        <w:t xml:space="preserve">                "#...#.#...#.#.#...#.......#.#.#",</w:t>
-        <w:br/>
-        <w:t xml:space="preserve">                "###.#####.#.#.#.###.#######.#.#",</w:t>
-        <w:br/>
-        <w:t xml:space="preserve">                "#...#.....#.#.....#...#.....#.#",</w:t>
-        <w:br/>
-        <w:t xml:space="preserve">                "#.###.#####.#########.#.#####.#",</w:t>
-        <w:br/>
-        <w:t xml:space="preserve">                "#.....................#......E#",</w:t>
-        <w:br/>
-        <w:t xml:space="preserve">                "###############################",</w:t>
-        <w:br/>
-        <w:t xml:space="preserve">            },</w:t>
-        <w:br/>
-        <w:t xml:space="preserve">            40.f, 0.f,</w:t>
-        <w:br/>
-        <w:t xml:space="preserve">            {</w:t>
-        <w:br/>
-        <w:t xml:space="preserve">                // Зелёная линия — горизонтальный коридор y=5, x=9..15.</w:t>
-        <w:br/>
         <w:t xml:space="preserve">                M{ 12, 5, 1, 0, MonsterAI::Chase, 1.05f, true },</w:t>
-        <w:br/>
-        <w:t xml:space="preserve">                // Красная линия — коридор выше (y=11, x=17..20).</w:t>
         <w:br/>
         <w:t xml:space="preserve">                M{ 19, 11, 1, 0, MonsterAI::Chase, 1.1f, true },</w:t>
         <w:br/>
